--- a/assets/課表範本.docx
+++ b/assets/課表範本.docx
@@ -1197,36 +1197,97 @@
               <w:spacing w:after="0" w:line="0" w:lineRule="atLeast"/>
               <w:rPr>
                 <w:rFonts w:ascii="標楷體" w:eastAsia="標楷體" w:hAnsi="標楷體" w:cs="芫荽"/>
-                <w:color w:val="000000"/>
-                <w:kern w:val="0"/>
-                <w:sz w:val="21"/>
-                <w:szCs w:val="21"/>
-              </w:rPr>
-            </w:pPr>
-            <w:r>
-              <w:rPr>
-                <w:rFonts w:ascii="標楷體" w:eastAsia="標楷體" w:hAnsi="標楷體" w:cs="芫荽" w:hint="eastAsia"/>
-                <w:color w:val="000000"/>
-                <w:kern w:val="0"/>
-                <w:sz w:val="21"/>
-                <w:szCs w:val="21"/>
-              </w:rPr>
-              <w:t>數二</w:t>
-            </w:r>
-            <w:r>
-              <w:rPr>
-                <w:rFonts w:ascii="標楷體" w:eastAsia="標楷體" w:hAnsi="標楷體" w:cs="芫荽"/>
-                <w:color w:val="000000"/>
-                <w:kern w:val="0"/>
-                <w:sz w:val="21"/>
-                <w:szCs w:val="21"/>
-              </w:rPr>
-              <w:t>(</w:t>
-            </w:r>
-            <w:r>
-              <w:rPr>
-                <w:rFonts w:ascii="標楷體" w:eastAsia="標楷體" w:hAnsi="標楷體" w:cs="芫荽" w:hint="eastAsia"/>
-                <w:color w:val="000000"/>
+                <w:color w:val="000000" w:themeColor="text1"/>
+                <w:kern w:val="0"/>
+                <w:sz w:val="21"/>
+                <w:szCs w:val="21"/>
+              </w:rPr>
+            </w:pPr>
+            <w:r>
+              <w:rPr>
+                <w:rFonts w:ascii="標楷體" w:eastAsia="標楷體" w:hAnsi="標楷體" w:cs="芫荽" w:hint="eastAsia"/>
+                <w:color w:val="000000" w:themeColor="text1"/>
+                <w:kern w:val="0"/>
+                <w:sz w:val="21"/>
+                <w:szCs w:val="21"/>
+              </w:rPr>
+              <w:t>語二</w:t>
+            </w:r>
+            <w:r>
+              <w:rPr>
+                <w:rFonts w:ascii="標楷體" w:eastAsia="標楷體" w:hAnsi="標楷體" w:cs="芫荽"/>
+                <w:color w:val="000000" w:themeColor="text1"/>
+                <w:kern w:val="0"/>
+                <w:sz w:val="21"/>
+                <w:szCs w:val="21"/>
+              </w:rPr>
+              <w:t>(</w:t>
+            </w:r>
+            <w:r>
+              <w:rPr>
+                <w:rFonts w:ascii="標楷體" w:eastAsia="標楷體" w:hAnsi="標楷體" w:cs="芫荽" w:hint="eastAsia"/>
+                <w:color w:val="000000" w:themeColor="text1"/>
+                <w:kern w:val="0"/>
+                <w:sz w:val="21"/>
+                <w:szCs w:val="21"/>
+              </w:rPr>
+              <w:t>永</w:t>
+            </w:r>
+            <w:r>
+              <w:rPr>
+                <w:rFonts w:ascii="標楷體" w:eastAsia="標楷體" w:hAnsi="標楷體" w:cs="芫荽"/>
+                <w:color w:val="000000" w:themeColor="text1"/>
+                <w:kern w:val="0"/>
+                <w:sz w:val="21"/>
+                <w:szCs w:val="21"/>
+              </w:rPr>
+              <w:t>)103</w:t>
+            </w:r>
+          </w:p>
+          <w:p>
+            <w:pPr>
+              <w:widowControl/>
+              <w:pBdr>
+                <w:top w:val="nil"/>
+                <w:left w:val="nil"/>
+                <w:bottom w:val="nil"/>
+                <w:right w:val="nil"/>
+                <w:between w:val="nil"/>
+              </w:pBdr>
+              <w:snapToGrid w:val="0"/>
+              <w:spacing w:after="0" w:line="0" w:lineRule="atLeast"/>
+              <w:rPr>
+                <w:rFonts w:ascii="標楷體" w:eastAsia="標楷體" w:hAnsi="標楷體" w:cs="芫荽"/>
+                <w:color w:val="000000" w:themeColor="text1"/>
+                <w:kern w:val="0"/>
+                <w:sz w:val="21"/>
+                <w:szCs w:val="21"/>
+              </w:rPr>
+            </w:pPr>
+            <w:r>
+              <w:rPr>
+                <w:rFonts w:ascii="標楷體" w:eastAsia="標楷體" w:hAnsi="標楷體" w:cs="芫荽" w:hint="eastAsia"/>
+                <w:color w:val="000000" w:themeColor="text1"/>
+                <w:kern w:val="0"/>
+                <w:sz w:val="21"/>
+                <w:szCs w:val="21"/>
+              </w:rPr>
+              <w:t>數三</w:t>
+            </w:r>
+            <w:r>
+              <w:rPr>
+                <w:rFonts w:ascii="標楷體" w:eastAsia="標楷體" w:hAnsi="標楷體" w:cs="芫荽"/>
+                <w:color w:val="000000" w:themeColor="text1"/>
+                <w:kern w:val="0"/>
+                <w:sz w:val="21"/>
+                <w:szCs w:val="21"/>
+              </w:rPr>
+              <w:t>(</w:t>
+            </w:r>
+            <w:r>
+              <w:rPr>
+                <w:rFonts w:ascii="標楷體" w:eastAsia="標楷體" w:hAnsi="標楷體" w:cs="芫荽" w:hint="eastAsia"/>
+                <w:color w:val="000000" w:themeColor="text1"/>
                 <w:kern w:val="0"/>
                 <w:sz w:val="21"/>
                 <w:szCs w:val="21"/>
@@ -1236,95 +1297,10 @@
             <w:r>
               <w:rPr>
                 <w:rFonts w:ascii="標楷體" w:eastAsia="標楷體" w:hAnsi="標楷體" w:cs="芫荽"/>
-                <w:color w:val="000000"/>
-                <w:kern w:val="0"/>
-                <w:sz w:val="21"/>
-                <w:szCs w:val="21"/>
-              </w:rPr>
-              <w:t>)103</w:t>
-            </w:r>
-          </w:p>
-          <w:p>
-            <w:pPr>
-              <w:widowControl/>
-              <w:pBdr>
-                <w:top w:val="nil"/>
-                <w:left w:val="nil"/>
-                <w:bottom w:val="nil"/>
-                <w:right w:val="nil"/>
-                <w:between w:val="nil"/>
-              </w:pBdr>
-              <w:snapToGrid w:val="0"/>
-              <w:spacing w:after="0" w:line="0" w:lineRule="atLeast"/>
-              <w:rPr>
-                <w:rFonts w:ascii="標楷體" w:eastAsia="標楷體" w:hAnsi="標楷體" w:cs="芫荽"/>
-                <w:b/>
-                <w:color w:val="000000"/>
-                <w:kern w:val="0"/>
-                <w:sz w:val="21"/>
-                <w:szCs w:val="21"/>
-                <w:u w:val="single"/>
-              </w:rPr>
-            </w:pPr>
-            <w:proofErr w:type="gramStart"/>
-            <w:r>
-              <w:rPr>
-                <w:rFonts w:ascii="標楷體" w:eastAsia="標楷體" w:hAnsi="標楷體" w:cs="芫荽" w:hint="eastAsia"/>
-                <w:b/>
-                <w:color w:val="000000"/>
-                <w:kern w:val="0"/>
-                <w:sz w:val="21"/>
-                <w:szCs w:val="21"/>
-                <w:u w:val="single"/>
-              </w:rPr>
-              <w:t>閱寫</w:t>
-            </w:r>
-            <w:proofErr w:type="gramEnd"/>
-            <w:r>
-              <w:rPr>
-                <w:rFonts w:ascii="標楷體" w:eastAsia="標楷體" w:hAnsi="標楷體" w:cs="芫荽" w:hint="eastAsia"/>
-                <w:b/>
-                <w:color w:val="000000"/>
-                <w:kern w:val="0"/>
-                <w:sz w:val="21"/>
-                <w:szCs w:val="21"/>
-                <w:u w:val="single"/>
-              </w:rPr>
-              <w:t>三</w:t>
-            </w:r>
-            <w:r>
-              <w:rPr>
-                <w:rFonts w:ascii="標楷體" w:eastAsia="標楷體" w:hAnsi="標楷體" w:cs="芫荽"/>
-                <w:b/>
-                <w:color w:val="000000"/>
-                <w:kern w:val="0"/>
-                <w:sz w:val="21"/>
-                <w:szCs w:val="21"/>
-                <w:u w:val="single"/>
-              </w:rPr>
-              <w:t>(</w:t>
-            </w:r>
-            <w:r>
-              <w:rPr>
-                <w:rFonts w:ascii="標楷體" w:eastAsia="標楷體" w:hAnsi="標楷體" w:cs="芫荽" w:hint="eastAsia"/>
-                <w:b/>
-                <w:color w:val="000000"/>
-                <w:kern w:val="0"/>
-                <w:sz w:val="21"/>
-                <w:szCs w:val="21"/>
-                <w:u w:val="single"/>
-              </w:rPr>
-              <w:t>嘉</w:t>
-            </w:r>
-            <w:r>
-              <w:rPr>
-                <w:rFonts w:ascii="標楷體" w:eastAsia="標楷體" w:hAnsi="標楷體" w:cs="芫荽"/>
-                <w:b/>
-                <w:color w:val="000000"/>
-                <w:kern w:val="0"/>
-                <w:sz w:val="21"/>
-                <w:szCs w:val="21"/>
-                <w:u w:val="single"/>
+                <w:color w:val="000000" w:themeColor="text1"/>
+                <w:kern w:val="0"/>
+                <w:sz w:val="21"/>
+                <w:szCs w:val="21"/>
               </w:rPr>
               <w:t>)203</w:t>
             </w:r>
@@ -1594,46 +1570,46 @@
               <w:spacing w:after="0" w:line="0" w:lineRule="atLeast"/>
               <w:rPr>
                 <w:rFonts w:ascii="標楷體" w:eastAsia="標楷體" w:hAnsi="標楷體" w:cs="芫荽"/>
-                <w:color w:val="000000" w:themeColor="text1"/>
-                <w:kern w:val="0"/>
-                <w:sz w:val="21"/>
-                <w:szCs w:val="21"/>
-              </w:rPr>
-            </w:pPr>
-            <w:r>
-              <w:rPr>
-                <w:rFonts w:ascii="標楷體" w:eastAsia="標楷體" w:hAnsi="標楷體" w:cs="芫荽" w:hint="eastAsia"/>
-                <w:color w:val="000000" w:themeColor="text1"/>
-                <w:kern w:val="0"/>
-                <w:sz w:val="21"/>
-                <w:szCs w:val="21"/>
-              </w:rPr>
-              <w:t>語二</w:t>
-            </w:r>
-            <w:r>
-              <w:rPr>
-                <w:rFonts w:ascii="標楷體" w:eastAsia="標楷體" w:hAnsi="標楷體" w:cs="芫荽"/>
-                <w:color w:val="000000" w:themeColor="text1"/>
-                <w:kern w:val="0"/>
-                <w:sz w:val="21"/>
-                <w:szCs w:val="21"/>
-              </w:rPr>
-              <w:t>(</w:t>
-            </w:r>
-            <w:r>
-              <w:rPr>
-                <w:rFonts w:ascii="標楷體" w:eastAsia="標楷體" w:hAnsi="標楷體" w:cs="芫荽" w:hint="eastAsia"/>
-                <w:color w:val="000000" w:themeColor="text1"/>
-                <w:kern w:val="0"/>
-                <w:sz w:val="21"/>
-                <w:szCs w:val="21"/>
-              </w:rPr>
-              <w:t>永</w:t>
-            </w:r>
-            <w:r>
-              <w:rPr>
-                <w:rFonts w:ascii="標楷體" w:eastAsia="標楷體" w:hAnsi="標楷體" w:cs="芫荽"/>
-                <w:color w:val="000000" w:themeColor="text1"/>
+                <w:color w:val="000000"/>
+                <w:kern w:val="0"/>
+                <w:sz w:val="21"/>
+                <w:szCs w:val="21"/>
+              </w:rPr>
+            </w:pPr>
+            <w:r>
+              <w:rPr>
+                <w:rFonts w:ascii="標楷體" w:eastAsia="標楷體" w:hAnsi="標楷體" w:cs="芫荽" w:hint="eastAsia"/>
+                <w:color w:val="000000"/>
+                <w:kern w:val="0"/>
+                <w:sz w:val="21"/>
+                <w:szCs w:val="21"/>
+              </w:rPr>
+              <w:t>數二</w:t>
+            </w:r>
+            <w:r>
+              <w:rPr>
+                <w:rFonts w:ascii="標楷體" w:eastAsia="標楷體" w:hAnsi="標楷體" w:cs="芫荽"/>
+                <w:color w:val="000000"/>
+                <w:kern w:val="0"/>
+                <w:sz w:val="21"/>
+                <w:szCs w:val="21"/>
+              </w:rPr>
+              <w:t>(</w:t>
+            </w:r>
+            <w:r>
+              <w:rPr>
+                <w:rFonts w:ascii="標楷體" w:eastAsia="標楷體" w:hAnsi="標楷體" w:cs="芫荽" w:hint="eastAsia"/>
+                <w:color w:val="000000"/>
+                <w:kern w:val="0"/>
+                <w:sz w:val="21"/>
+                <w:szCs w:val="21"/>
+              </w:rPr>
+              <w:t>奇</w:t>
+            </w:r>
+            <w:r>
+              <w:rPr>
+                <w:rFonts w:ascii="標楷體" w:eastAsia="標楷體" w:hAnsi="標楷體" w:cs="芫荽"/>
+                <w:color w:val="000000"/>
                 <w:kern w:val="0"/>
                 <w:sz w:val="21"/>
                 <w:szCs w:val="21"/>
@@ -1655,49 +1631,73 @@
               <w:spacing w:after="0" w:line="0" w:lineRule="atLeast"/>
               <w:rPr>
                 <w:rFonts w:ascii="標楷體" w:eastAsia="標楷體" w:hAnsi="標楷體" w:cs="芫荽"/>
-                <w:color w:val="000000" w:themeColor="text1"/>
-                <w:kern w:val="0"/>
-                <w:sz w:val="21"/>
-                <w:szCs w:val="21"/>
-              </w:rPr>
-            </w:pPr>
-            <w:r>
-              <w:rPr>
-                <w:rFonts w:ascii="標楷體" w:eastAsia="標楷體" w:hAnsi="標楷體" w:cs="芫荽" w:hint="eastAsia"/>
-                <w:color w:val="000000" w:themeColor="text1"/>
-                <w:kern w:val="0"/>
-                <w:sz w:val="21"/>
-                <w:szCs w:val="21"/>
-              </w:rPr>
-              <w:t>數三</w:t>
-            </w:r>
-            <w:r>
-              <w:rPr>
-                <w:rFonts w:ascii="標楷體" w:eastAsia="標楷體" w:hAnsi="標楷體" w:cs="芫荽"/>
-                <w:color w:val="000000" w:themeColor="text1"/>
-                <w:kern w:val="0"/>
-                <w:sz w:val="21"/>
-                <w:szCs w:val="21"/>
-              </w:rPr>
-              <w:t>(</w:t>
-            </w:r>
-            <w:r>
-              <w:rPr>
-                <w:rFonts w:ascii="標楷體" w:eastAsia="標楷體" w:hAnsi="標楷體" w:cs="芫荽" w:hint="eastAsia"/>
-                <w:color w:val="000000" w:themeColor="text1"/>
-                <w:kern w:val="0"/>
-                <w:sz w:val="21"/>
-                <w:szCs w:val="21"/>
-              </w:rPr>
-              <w:t>奇</w:t>
-            </w:r>
-            <w:r>
-              <w:rPr>
-                <w:rFonts w:ascii="標楷體" w:eastAsia="標楷體" w:hAnsi="標楷體" w:cs="芫荽"/>
-                <w:color w:val="000000" w:themeColor="text1"/>
-                <w:kern w:val="0"/>
-                <w:sz w:val="21"/>
-                <w:szCs w:val="21"/>
+                <w:b/>
+                <w:color w:val="000000"/>
+                <w:kern w:val="0"/>
+                <w:sz w:val="21"/>
+                <w:szCs w:val="21"/>
+                <w:u w:val="single"/>
+              </w:rPr>
+            </w:pPr>
+            <w:proofErr w:type="gramStart"/>
+            <w:r>
+              <w:rPr>
+                <w:rFonts w:ascii="標楷體" w:eastAsia="標楷體" w:hAnsi="標楷體" w:cs="芫荽" w:hint="eastAsia"/>
+                <w:b/>
+                <w:color w:val="000000"/>
+                <w:kern w:val="0"/>
+                <w:sz w:val="21"/>
+                <w:szCs w:val="21"/>
+                <w:u w:val="single"/>
+              </w:rPr>
+              <w:t>閱寫</w:t>
+            </w:r>
+            <w:proofErr w:type="gramEnd"/>
+            <w:r>
+              <w:rPr>
+                <w:rFonts w:ascii="標楷體" w:eastAsia="標楷體" w:hAnsi="標楷體" w:cs="芫荽" w:hint="eastAsia"/>
+                <w:b/>
+                <w:color w:val="000000"/>
+                <w:kern w:val="0"/>
+                <w:sz w:val="21"/>
+                <w:szCs w:val="21"/>
+                <w:u w:val="single"/>
+              </w:rPr>
+              <w:t>三</w:t>
+            </w:r>
+            <w:r>
+              <w:rPr>
+                <w:rFonts w:ascii="標楷體" w:eastAsia="標楷體" w:hAnsi="標楷體" w:cs="芫荽"/>
+                <w:b/>
+                <w:color w:val="000000"/>
+                <w:kern w:val="0"/>
+                <w:sz w:val="21"/>
+                <w:szCs w:val="21"/>
+                <w:u w:val="single"/>
+              </w:rPr>
+              <w:t>(</w:t>
+            </w:r>
+            <w:r>
+              <w:rPr>
+                <w:rFonts w:ascii="標楷體" w:eastAsia="標楷體" w:hAnsi="標楷體" w:cs="芫荽" w:hint="eastAsia"/>
+                <w:b/>
+                <w:color w:val="000000"/>
+                <w:kern w:val="0"/>
+                <w:sz w:val="21"/>
+                <w:szCs w:val="21"/>
+                <w:u w:val="single"/>
+              </w:rPr>
+              <w:t>綉</w:t>
+            </w:r>
+            <w:r>
+              <w:rPr>
+                <w:rFonts w:ascii="標楷體" w:eastAsia="標楷體" w:hAnsi="標楷體" w:cs="芫荽"/>
+                <w:b/>
+                <w:color w:val="000000"/>
+                <w:kern w:val="0"/>
+                <w:sz w:val="21"/>
+                <w:szCs w:val="21"/>
+                <w:u w:val="single"/>
               </w:rPr>
               <w:t>)203</w:t>
             </w:r>
@@ -2472,7 +2472,7 @@
                 <w:szCs w:val="21"/>
                 <w:u w:val="single"/>
               </w:rPr>
-              <w:t>嘉</w:t>
+              <w:t>綉</w:t>
             </w:r>
             <w:r>
               <w:rPr>
@@ -3512,103 +3512,6 @@
               <w:spacing w:after="0" w:line="0" w:lineRule="atLeast"/>
               <w:rPr>
                 <w:rFonts w:ascii="標楷體" w:eastAsia="標楷體" w:hAnsi="標楷體" w:cs="芫荽"/>
-                <w:b/>
-                <w:color w:val="000000" w:themeColor="text1"/>
-                <w:kern w:val="0"/>
-                <w:sz w:val="18"/>
-                <w:szCs w:val="18"/>
-                <w:u w:val="single"/>
-              </w:rPr>
-            </w:pPr>
-            <w:r>
-              <w:rPr>
-                <w:rFonts w:ascii="標楷體" w:eastAsia="標楷體" w:hAnsi="標楷體" w:cs="芫荽" w:hint="eastAsia"/>
-                <w:b/>
-                <w:color w:val="000000" w:themeColor="text1"/>
-                <w:kern w:val="0"/>
-                <w:sz w:val="18"/>
-                <w:szCs w:val="18"/>
-                <w:u w:val="single"/>
-              </w:rPr>
-              <w:t>語言</w:t>
-            </w:r>
-            <w:proofErr w:type="gramStart"/>
-            <w:r>
-              <w:rPr>
-                <w:rFonts w:ascii="標楷體" w:eastAsia="標楷體" w:hAnsi="標楷體" w:cs="芫荽" w:hint="eastAsia"/>
-                <w:b/>
-                <w:color w:val="000000" w:themeColor="text1"/>
-                <w:kern w:val="0"/>
-                <w:sz w:val="18"/>
-                <w:szCs w:val="18"/>
-                <w:u w:val="single"/>
-              </w:rPr>
-              <w:t>祕密中</w:t>
-            </w:r>
-            <w:proofErr w:type="gramEnd"/>
-            <w:r>
-              <w:rPr>
-                <w:rFonts w:ascii="標楷體" w:eastAsia="標楷體" w:hAnsi="標楷體" w:cs="芫荽" w:hint="eastAsia"/>
-                <w:b/>
-                <w:color w:val="000000" w:themeColor="text1"/>
-                <w:kern w:val="0"/>
-                <w:sz w:val="18"/>
-                <w:szCs w:val="18"/>
-                <w:u w:val="single"/>
-              </w:rPr>
-              <w:t>高</w:t>
-            </w:r>
-            <w:r>
-              <w:rPr>
-                <w:rFonts w:ascii="標楷體" w:eastAsia="標楷體" w:hAnsi="標楷體" w:cs="芫荽"/>
-                <w:b/>
-                <w:color w:val="000000" w:themeColor="text1"/>
-                <w:kern w:val="0"/>
-                <w:sz w:val="18"/>
-                <w:szCs w:val="18"/>
-                <w:u w:val="single"/>
-              </w:rPr>
-              <w:t>(</w:t>
-            </w:r>
-            <w:r>
-              <w:rPr>
-                <w:rFonts w:ascii="標楷體" w:eastAsia="標楷體" w:hAnsi="標楷體" w:cs="芫荽" w:hint="eastAsia"/>
-                <w:b/>
-                <w:color w:val="000000" w:themeColor="text1"/>
-                <w:kern w:val="0"/>
-                <w:sz w:val="18"/>
-                <w:szCs w:val="18"/>
-                <w:u w:val="single"/>
-              </w:rPr>
-              <w:t>嘉</w:t>
-            </w:r>
-            <w:r>
-              <w:rPr>
-                <w:rFonts w:ascii="標楷體" w:eastAsia="標楷體" w:hAnsi="標楷體" w:cs="芫荽"/>
-                <w:b/>
-                <w:color w:val="000000" w:themeColor="text1"/>
-                <w:kern w:val="0"/>
-                <w:sz w:val="18"/>
-                <w:szCs w:val="18"/>
-                <w:u w:val="single"/>
-              </w:rPr>
-              <w:t>)203</w:t>
-            </w:r>
-          </w:p>
-          <w:p>
-            <w:pPr>
-              <w:widowControl/>
-              <w:pBdr>
-                <w:top w:val="nil"/>
-                <w:left w:val="nil"/>
-                <w:bottom w:val="nil"/>
-                <w:right w:val="nil"/>
-                <w:between w:val="nil"/>
-              </w:pBdr>
-              <w:snapToGrid w:val="0"/>
-              <w:spacing w:after="0" w:line="0" w:lineRule="atLeast"/>
-              <w:rPr>
-                <w:rFonts w:ascii="標楷體" w:eastAsia="標楷體" w:hAnsi="標楷體" w:cs="芫荽"/>
                 <w:color w:val="000000" w:themeColor="text1"/>
                 <w:kern w:val="0"/>
                 <w:sz w:val="21"/>
@@ -4530,7 +4433,7 @@
                 <w:szCs w:val="21"/>
                 <w:u w:val="single"/>
               </w:rPr>
-              <w:t>嘉</w:t>
+              <w:t>綉</w:t>
             </w:r>
             <w:r>
               <w:rPr>
@@ -5865,6 +5768,67 @@
                 <w:szCs w:val="21"/>
               </w:rPr>
               <w:t>)201</w:t>
+            </w:r>
+          </w:p>
+          <w:p>
+            <w:pPr>
+              <w:widowControl/>
+              <w:pBdr>
+                <w:top w:val="nil"/>
+                <w:left w:val="nil"/>
+                <w:bottom w:val="nil"/>
+                <w:right w:val="nil"/>
+                <w:between w:val="nil"/>
+              </w:pBdr>
+              <w:snapToGrid w:val="0"/>
+              <w:spacing w:after="0" w:line="0" w:lineRule="atLeast"/>
+              <w:rPr>
+                <w:rFonts w:ascii="標楷體" w:eastAsia="標楷體" w:hAnsi="標楷體" w:cs="芫荽"/>
+                <w:color w:val="000000" w:themeColor="text1"/>
+                <w:kern w:val="0"/>
+                <w:sz w:val="21"/>
+                <w:szCs w:val="21"/>
+              </w:rPr>
+            </w:pPr>
+            <w:r>
+              <w:rPr>
+                <w:rFonts w:ascii="標楷體" w:eastAsia="標楷體" w:hAnsi="標楷體" w:cs="芫荽" w:hint="eastAsia"/>
+                <w:color w:val="000000" w:themeColor="text1"/>
+                <w:kern w:val="0"/>
+                <w:sz w:val="21"/>
+                <w:szCs w:val="21"/>
+              </w:rPr>
+              <w:t>思辨高</w:t>
+            </w:r>
+            <w:r>
+              <w:rPr>
+                <w:rFonts w:ascii="標楷體" w:eastAsia="標楷體" w:hAnsi="標楷體" w:cs="芫荽"/>
+                <w:color w:val="000000" w:themeColor="text1"/>
+                <w:kern w:val="0"/>
+                <w:sz w:val="21"/>
+                <w:szCs w:val="21"/>
+              </w:rPr>
+              <w:t>(</w:t>
+            </w:r>
+            <w:r>
+              <w:rPr>
+                <w:rFonts w:ascii="標楷體" w:eastAsia="標楷體" w:hAnsi="標楷體" w:cs="芫荽" w:hint="eastAsia"/>
+                <w:color w:val="000000" w:themeColor="text1"/>
+                <w:kern w:val="0"/>
+                <w:sz w:val="21"/>
+                <w:szCs w:val="21"/>
+              </w:rPr>
+              <w:t>綉</w:t>
+            </w:r>
+            <w:r>
+              <w:rPr>
+                <w:rFonts w:ascii="標楷體" w:eastAsia="標楷體" w:hAnsi="標楷體" w:cs="芫荽"/>
+                <w:color w:val="000000" w:themeColor="text1"/>
+                <w:kern w:val="0"/>
+                <w:sz w:val="21"/>
+                <w:szCs w:val="21"/>
+              </w:rPr>
+              <w:t>)102</w:t>
             </w:r>
           </w:p>
           <w:p>
